--- a/ru/wisdom-stories/think-before-speaking.docx
+++ b/ru/wisdom-stories/think-before-speaking.docx
@@ -14,7 +14,7 @@
           <w:bCs/>
           <w:lang/>
         </w:rPr>
-        <w:t>Не открывай рот.</w:t>
+        <w:t xml:space="preserve">Не открывай рот</w:t>
       </w:r>
     </w:p>
     <w:p>
@@ -27,7 +27,7 @@
         <w:rPr>
           <w:lang/>
         </w:rPr>
-        <w:t>Прежде чем говорить, задумайся: помогут ли твои слова утешить человека, найти выход из трудности или прояснить непонятное?</w:t>
+        <w:t>Прежде чем говорить, задумайся: помогут ли твои слова утешить человека, найти выход из трудного положения или прояснить непонятное?</w:t>
       </w:r>
     </w:p>
     <w:p>
